--- a/docs/04-lifecycle-and-architecture.docx
+++ b/docs/04-lifecycle-and-architecture.docx
@@ -1051,6 +1051,7 @@
     <w:p>
       <w:pPr>
         <w:pStyle w:val="21"/>
+        <w:pageBreakBefore/>
         <w:rPr>
           <w:rFonts w:ascii="Times New Roman" w:hAnsi="Times New Roman" w:cs="Times New Roman"/>
           <w:szCs w:val="28"/>
@@ -1085,894 +1086,773 @@
           <w:szCs w:val="28"/>
           <w:lang w:val="ru-RU"/>
         </w:rPr>
-        <w:t xml:space="preserve">Архитектура </w:t>
-      </w:r>
-      <w:r>
-        <w:rPr>
-          <w:rFonts w:cs="Times New Roman"/>
-          <w:sz w:val="28"/>
-          <w:szCs w:val="28"/>
-        </w:rPr>
-        <w:t>M</w:t>
-      </w:r>
-      <w:r>
-        <w:rPr>
-          <w:rFonts w:cs="Times New Roman"/>
-          <w:sz w:val="28"/>
-          <w:szCs w:val="28"/>
-          <w:lang w:val="ru-RU"/>
-        </w:rPr>
-        <w:t>13 строится вокруг личного фитнес-процесса пользователя. Центральными элементами являются профиль, план тренировок, упражнения, история выполнения, питание, прогресс, рекомендации и уведомления.</w:t>
+        <w:t>Архитектура M13 уточнена по результатам ревью. Профиль и подбор расписания выделены в отдельный модуль, выполнение подходов связано с хранением результата, а локальная очередь обеспечивает сохранность данных при потере связи. На схеме показаны основные потоки; таблица уточняет ответственность и связи всех модулей.</w:t>
       </w:r>
     </w:p>
     <w:tbl>
       <w:tblPr>
-        <w:tblStyle w:val="aff0"/>
-        <w:tblW w:w="0" w:type="auto"/>
+        <w:tblW w:type="auto" w:w="0"/>
         <w:jc w:val="center"/>
-        <w:tblLook w:val="04A0" w:firstRow="1" w:lastRow="0" w:firstColumn="1" w:lastColumn="0" w:noHBand="0" w:noVBand="1"/>
+        <w:tblLayout w:type="fixed"/>
+        <w:tblLook w:firstColumn="1" w:firstRow="1" w:lastColumn="0" w:lastRow="0" w:noHBand="0" w:noVBand="1" w:val="04A0"/>
+        <w:tblBorders>
+          <w:top w:val="single" w:sz="6" w:color="808080"/>
+          <w:left w:val="single" w:sz="6" w:color="808080"/>
+          <w:bottom w:val="single" w:sz="6" w:color="808080"/>
+          <w:right w:val="single" w:sz="6" w:color="808080"/>
+          <w:insideH w:val="single" w:sz="6" w:color="808080"/>
+          <w:insideV w:val="single" w:sz="6" w:color="808080"/>
+        </w:tblBorders>
       </w:tblPr>
       <w:tblGrid>
-        <w:gridCol w:w="3227"/>
-        <w:gridCol w:w="3225"/>
-        <w:gridCol w:w="3227"/>
+        <w:gridCol w:w="1984"/>
+        <w:gridCol w:w="3969"/>
+        <w:gridCol w:w="3118"/>
       </w:tblGrid>
       <w:tr>
         <w:trPr>
-          <w:jc w:val="center"/>
+          <w:cantSplit/>
+          <w:tblHeader/>
         </w:trPr>
         <w:tc>
           <w:tcPr>
-            <w:tcW w:w="3230" w:type="dxa"/>
-            <w:shd w:val="clear" w:color="auto" w:fill="D9EAF7"/>
+            <w:tcW w:type="dxa" w:w="1984"/>
+            <w:vAlign w:val="center"/>
+            <w:tcMar>
+              <w:top w:w="80" w:type="dxa"/>
+              <w:left w:w="80" w:type="dxa"/>
+              <w:bottom w:w="80" w:type="dxa"/>
+              <w:right w:w="80" w:type="dxa"/>
+            </w:tcMar>
           </w:tcPr>
           <w:p>
             <w:pPr>
-              <w:rPr>
-                <w:rFonts w:cs="Times New Roman"/>
-                <w:sz w:val="28"/>
-                <w:szCs w:val="28"/>
-              </w:rPr>
-            </w:pPr>
-            <w:proofErr w:type="spellStart"/>
-            <w:r>
-              <w:rPr>
-                <w:rFonts w:cs="Times New Roman"/>
-                <w:b/>
-                <w:sz w:val="28"/>
-                <w:szCs w:val="28"/>
-              </w:rPr>
-              <w:t>Модуль</w:t>
-            </w:r>
-            <w:proofErr w:type="spellEnd"/>
-          </w:p>
-        </w:tc>
-        <w:tc>
-          <w:tcPr>
-            <w:tcW w:w="3230" w:type="dxa"/>
-            <w:shd w:val="clear" w:color="auto" w:fill="D9EAF7"/>
-          </w:tcPr>
-          <w:p>
-            <w:pPr>
-              <w:rPr>
-                <w:rFonts w:cs="Times New Roman"/>
-                <w:sz w:val="28"/>
-                <w:szCs w:val="28"/>
-              </w:rPr>
+              <w:spacing w:before="40" w:after="40" w:line="252" w:lineRule="auto"/>
+              <w:ind w:firstLine="0"/>
             </w:pPr>
             <w:r>
               <w:rPr>
-                <w:rFonts w:cs="Times New Roman"/>
+                <w:rFonts w:ascii="Times New Roman" w:hAnsi="Times New Roman"/>
                 <w:b/>
-                <w:sz w:val="28"/>
-                <w:szCs w:val="28"/>
+                <w:sz w:val="21"/>
               </w:rPr>
-              <w:t>За что отвечает</w:t>
+              <w:t>Модуль</w:t>
             </w:r>
           </w:p>
         </w:tc>
         <w:tc>
           <w:tcPr>
-            <w:tcW w:w="3230" w:type="dxa"/>
-            <w:shd w:val="clear" w:color="auto" w:fill="D9EAF7"/>
+            <w:tcW w:type="dxa" w:w="3969"/>
+            <w:vAlign w:val="center"/>
+            <w:tcMar>
+              <w:top w:w="80" w:type="dxa"/>
+              <w:left w:w="80" w:type="dxa"/>
+              <w:bottom w:w="80" w:type="dxa"/>
+              <w:right w:w="80" w:type="dxa"/>
+            </w:tcMar>
           </w:tcPr>
           <w:p>
             <w:pPr>
-              <w:rPr>
-                <w:rFonts w:cs="Times New Roman"/>
-                <w:sz w:val="28"/>
-                <w:szCs w:val="28"/>
-              </w:rPr>
+              <w:spacing w:before="40" w:after="40" w:line="252" w:lineRule="auto"/>
+              <w:ind w:firstLine="0"/>
             </w:pPr>
             <w:r>
               <w:rPr>
-                <w:rFonts w:cs="Times New Roman"/>
+                <w:rFonts w:ascii="Times New Roman" w:hAnsi="Times New Roman"/>
                 <w:b/>
-                <w:sz w:val="28"/>
-                <w:szCs w:val="28"/>
+                <w:sz w:val="21"/>
               </w:rPr>
-              <w:t>С какими модулями взаимодействует</w:t>
+              <w:t>Ответственность</w:t>
+            </w:r>
+          </w:p>
+        </w:tc>
+        <w:tc>
+          <w:tcPr>
+            <w:tcW w:type="dxa" w:w="3118"/>
+            <w:vAlign w:val="center"/>
+            <w:tcMar>
+              <w:top w:w="80" w:type="dxa"/>
+              <w:left w:w="80" w:type="dxa"/>
+              <w:bottom w:w="80" w:type="dxa"/>
+              <w:right w:w="80" w:type="dxa"/>
+            </w:tcMar>
+          </w:tcPr>
+          <w:p>
+            <w:pPr>
+              <w:spacing w:before="40" w:after="40" w:line="252" w:lineRule="auto"/>
+              <w:ind w:firstLine="0"/>
+            </w:pPr>
+            <w:r>
+              <w:rPr>
+                <w:rFonts w:ascii="Times New Roman" w:hAnsi="Times New Roman"/>
+                <w:b/>
+                <w:sz w:val="21"/>
+              </w:rPr>
+              <w:t>Взаимодействие</w:t>
             </w:r>
           </w:p>
         </w:tc>
       </w:tr>
       <w:tr>
         <w:trPr>
-          <w:jc w:val="center"/>
+          <w:cantSplit/>
         </w:trPr>
         <w:tc>
           <w:tcPr>
-            <w:tcW w:w="3230" w:type="dxa"/>
+            <w:tcW w:type="dxa" w:w="1984"/>
+            <w:vAlign w:val="center"/>
+            <w:tcMar>
+              <w:top w:w="80" w:type="dxa"/>
+              <w:left w:w="80" w:type="dxa"/>
+              <w:bottom w:w="80" w:type="dxa"/>
+              <w:right w:w="80" w:type="dxa"/>
+            </w:tcMar>
           </w:tcPr>
           <w:p>
             <w:pPr>
-              <w:rPr>
-                <w:rFonts w:cs="Times New Roman"/>
-                <w:sz w:val="28"/>
-                <w:szCs w:val="28"/>
-                <w:lang w:val="ru-RU"/>
-              </w:rPr>
+              <w:spacing w:before="40" w:after="40" w:line="252" w:lineRule="auto"/>
+              <w:ind w:firstLine="0"/>
             </w:pPr>
             <w:r>
               <w:rPr>
-                <w:rFonts w:cs="Times New Roman"/>
-                <w:sz w:val="28"/>
-                <w:szCs w:val="28"/>
-                <w:lang w:val="ru-RU"/>
+                <w:rFonts w:ascii="Times New Roman" w:hAnsi="Times New Roman"/>
+                <w:b w:val="0"/>
+                <w:sz w:val="21"/>
               </w:rPr>
-              <w:t>Пользовательский интерфейс и личный кабинет</w:t>
+              <w:t>Интерфейс M13</w:t>
             </w:r>
           </w:p>
         </w:tc>
         <w:tc>
           <w:tcPr>
-            <w:tcW w:w="3230" w:type="dxa"/>
+            <w:tcW w:type="dxa" w:w="3969"/>
+            <w:vAlign w:val="center"/>
+            <w:tcMar>
+              <w:top w:w="80" w:type="dxa"/>
+              <w:left w:w="80" w:type="dxa"/>
+              <w:bottom w:w="80" w:type="dxa"/>
+              <w:right w:w="80" w:type="dxa"/>
+            </w:tcMar>
           </w:tcPr>
           <w:p>
             <w:pPr>
-              <w:rPr>
-                <w:rFonts w:cs="Times New Roman"/>
-                <w:sz w:val="28"/>
-                <w:szCs w:val="28"/>
-                <w:lang w:val="ru-RU"/>
-              </w:rPr>
+              <w:spacing w:before="40" w:after="40" w:line="252" w:lineRule="auto"/>
+              <w:ind w:firstLine="0"/>
             </w:pPr>
             <w:r>
               <w:rPr>
-                <w:rFonts w:cs="Times New Roman"/>
-                <w:sz w:val="28"/>
-                <w:szCs w:val="28"/>
-                <w:lang w:val="ru-RU"/>
+                <w:rFonts w:ascii="Times New Roman" w:hAnsi="Times New Roman"/>
+                <w:b w:val="0"/>
+                <w:sz w:val="21"/>
               </w:rPr>
-              <w:t>Предоставляет доступ к профилю, тренировкам, питанию, прогрессу и уведомлениям.</w:t>
+              <w:t>Показывает профиль, расписание, тренировку, питание, прогресс и состояние синхронизации.</w:t>
             </w:r>
           </w:p>
         </w:tc>
         <w:tc>
           <w:tcPr>
-            <w:tcW w:w="3230" w:type="dxa"/>
+            <w:tcW w:type="dxa" w:w="3118"/>
+            <w:vAlign w:val="center"/>
+            <w:tcMar>
+              <w:top w:w="80" w:type="dxa"/>
+              <w:left w:w="80" w:type="dxa"/>
+              <w:bottom w:w="80" w:type="dxa"/>
+              <w:right w:w="80" w:type="dxa"/>
+            </w:tcMar>
           </w:tcPr>
           <w:p>
             <w:pPr>
-              <w:rPr>
-                <w:rFonts w:cs="Times New Roman"/>
-                <w:sz w:val="28"/>
-                <w:szCs w:val="28"/>
-                <w:lang w:val="ru-RU"/>
-              </w:rPr>
+              <w:spacing w:before="40" w:after="40" w:line="252" w:lineRule="auto"/>
+              <w:ind w:firstLine="0"/>
             </w:pPr>
             <w:r>
               <w:rPr>
-                <w:rFonts w:cs="Times New Roman"/>
-                <w:sz w:val="28"/>
-                <w:szCs w:val="28"/>
-                <w:lang w:val="ru-RU"/>
+                <w:rFonts w:ascii="Times New Roman" w:hAnsi="Times New Roman"/>
+                <w:b w:val="0"/>
+                <w:sz w:val="21"/>
               </w:rPr>
-              <w:t>Модуль авторизации; модуль тренировок; модуль питания; модуль прогресса; модуль уведомлений.</w:t>
+              <w:t>Авторизация и роли; все прикладные модули.</w:t>
             </w:r>
           </w:p>
         </w:tc>
       </w:tr>
       <w:tr>
         <w:trPr>
-          <w:jc w:val="center"/>
+          <w:cantSplit/>
         </w:trPr>
         <w:tc>
           <w:tcPr>
-            <w:tcW w:w="3230" w:type="dxa"/>
+            <w:tcW w:type="dxa" w:w="1984"/>
+            <w:vAlign w:val="center"/>
+            <w:tcMar>
+              <w:top w:w="80" w:type="dxa"/>
+              <w:left w:w="80" w:type="dxa"/>
+              <w:bottom w:w="80" w:type="dxa"/>
+              <w:right w:w="80" w:type="dxa"/>
+            </w:tcMar>
           </w:tcPr>
           <w:p>
             <w:pPr>
-              <w:rPr>
-                <w:rFonts w:cs="Times New Roman"/>
-                <w:sz w:val="28"/>
-                <w:szCs w:val="28"/>
-              </w:rPr>
-            </w:pPr>
-            <w:proofErr w:type="spellStart"/>
-            <w:r>
-              <w:rPr>
-                <w:rFonts w:cs="Times New Roman"/>
-                <w:sz w:val="28"/>
-                <w:szCs w:val="28"/>
-              </w:rPr>
-              <w:t>Модуль</w:t>
-            </w:r>
-            <w:proofErr w:type="spellEnd"/>
-            <w:r>
-              <w:rPr>
-                <w:rFonts w:cs="Times New Roman"/>
-                <w:sz w:val="28"/>
-                <w:szCs w:val="28"/>
-              </w:rPr>
-              <w:t xml:space="preserve"> </w:t>
-            </w:r>
-            <w:proofErr w:type="spellStart"/>
-            <w:r>
-              <w:rPr>
-                <w:rFonts w:cs="Times New Roman"/>
-                <w:sz w:val="28"/>
-                <w:szCs w:val="28"/>
-              </w:rPr>
-              <w:t>авторизации</w:t>
-            </w:r>
-            <w:proofErr w:type="spellEnd"/>
-            <w:r>
-              <w:rPr>
-                <w:rFonts w:cs="Times New Roman"/>
-                <w:sz w:val="28"/>
-                <w:szCs w:val="28"/>
-              </w:rPr>
-              <w:t xml:space="preserve"> и </w:t>
-            </w:r>
-            <w:proofErr w:type="spellStart"/>
-            <w:r>
-              <w:rPr>
-                <w:rFonts w:cs="Times New Roman"/>
-                <w:sz w:val="28"/>
-                <w:szCs w:val="28"/>
-              </w:rPr>
-              <w:t>ролей</w:t>
-            </w:r>
-            <w:proofErr w:type="spellEnd"/>
-          </w:p>
-        </w:tc>
-        <w:tc>
-          <w:tcPr>
-            <w:tcW w:w="3230" w:type="dxa"/>
-          </w:tcPr>
-          <w:p>
-            <w:pPr>
-              <w:rPr>
-                <w:rFonts w:cs="Times New Roman"/>
-                <w:sz w:val="28"/>
-                <w:szCs w:val="28"/>
-                <w:lang w:val="ru-RU"/>
-              </w:rPr>
+              <w:spacing w:before="40" w:after="40" w:line="252" w:lineRule="auto"/>
+              <w:ind w:firstLine="0"/>
             </w:pPr>
             <w:r>
               <w:rPr>
-                <w:rFonts w:cs="Times New Roman"/>
-                <w:sz w:val="28"/>
-                <w:szCs w:val="28"/>
-                <w:lang w:val="ru-RU"/>
+                <w:rFonts w:ascii="Times New Roman" w:hAnsi="Times New Roman"/>
+                <w:b w:val="0"/>
+                <w:sz w:val="21"/>
               </w:rPr>
-              <w:t>Обеспечивает регистрацию, вход, сессии пользователей и разграничение доступа.</w:t>
+              <w:t>Авторизация и роли</w:t>
             </w:r>
           </w:p>
         </w:tc>
         <w:tc>
           <w:tcPr>
-            <w:tcW w:w="3230" w:type="dxa"/>
+            <w:tcW w:type="dxa" w:w="3969"/>
+            <w:vAlign w:val="center"/>
+            <w:tcMar>
+              <w:top w:w="80" w:type="dxa"/>
+              <w:left w:w="80" w:type="dxa"/>
+              <w:bottom w:w="80" w:type="dxa"/>
+              <w:right w:w="80" w:type="dxa"/>
+            </w:tcMar>
           </w:tcPr>
           <w:p>
             <w:pPr>
-              <w:rPr>
-                <w:rFonts w:cs="Times New Roman"/>
-                <w:sz w:val="28"/>
-                <w:szCs w:val="28"/>
-                <w:lang w:val="ru-RU"/>
-              </w:rPr>
+              <w:spacing w:before="40" w:after="40" w:line="252" w:lineRule="auto"/>
+              <w:ind w:firstLine="0"/>
             </w:pPr>
             <w:r>
               <w:rPr>
-                <w:rFonts w:cs="Times New Roman"/>
-                <w:sz w:val="28"/>
-                <w:szCs w:val="28"/>
-                <w:lang w:val="ru-RU"/>
+                <w:rFonts w:ascii="Times New Roman" w:hAnsi="Times New Roman"/>
+                <w:b w:val="0"/>
+                <w:sz w:val="21"/>
               </w:rPr>
-              <w:t>Пользовательский интерфейс; все модули, которым требуется проверка прав.</w:t>
+              <w:t>Регистрация, вход и проверка прав гостя, пользователя, тренера и двух административных ролей.</w:t>
+            </w:r>
+          </w:p>
+        </w:tc>
+        <w:tc>
+          <w:tcPr>
+            <w:tcW w:type="dxa" w:w="3118"/>
+            <w:vAlign w:val="center"/>
+            <w:tcMar>
+              <w:top w:w="80" w:type="dxa"/>
+              <w:left w:w="80" w:type="dxa"/>
+              <w:bottom w:w="80" w:type="dxa"/>
+              <w:right w:w="80" w:type="dxa"/>
+            </w:tcMar>
+          </w:tcPr>
+          <w:p>
+            <w:pPr>
+              <w:spacing w:before="40" w:after="40" w:line="252" w:lineRule="auto"/>
+              <w:ind w:firstLine="0"/>
+            </w:pPr>
+            <w:r>
+              <w:rPr>
+                <w:rFonts w:ascii="Times New Roman" w:hAnsi="Times New Roman"/>
+                <w:b w:val="0"/>
+                <w:sz w:val="21"/>
+              </w:rPr>
+              <w:t>Интерфейс M13; прикладные модули; хранилище данных.</w:t>
             </w:r>
           </w:p>
         </w:tc>
       </w:tr>
       <w:tr>
         <w:trPr>
-          <w:jc w:val="center"/>
+          <w:cantSplit/>
         </w:trPr>
         <w:tc>
           <w:tcPr>
-            <w:tcW w:w="3230" w:type="dxa"/>
+            <w:tcW w:type="dxa" w:w="1984"/>
+            <w:vAlign w:val="center"/>
+            <w:tcMar>
+              <w:top w:w="80" w:type="dxa"/>
+              <w:left w:w="80" w:type="dxa"/>
+              <w:bottom w:w="80" w:type="dxa"/>
+              <w:right w:w="80" w:type="dxa"/>
+            </w:tcMar>
           </w:tcPr>
           <w:p>
             <w:pPr>
-              <w:rPr>
-                <w:rFonts w:cs="Times New Roman"/>
-                <w:sz w:val="28"/>
-                <w:szCs w:val="28"/>
-              </w:rPr>
-            </w:pPr>
-            <w:proofErr w:type="spellStart"/>
-            <w:r>
-              <w:rPr>
-                <w:rFonts w:cs="Times New Roman"/>
-                <w:sz w:val="28"/>
-                <w:szCs w:val="28"/>
-              </w:rPr>
-              <w:t>Модуль</w:t>
-            </w:r>
-            <w:proofErr w:type="spellEnd"/>
-            <w:r>
-              <w:rPr>
-                <w:rFonts w:cs="Times New Roman"/>
-                <w:sz w:val="28"/>
-                <w:szCs w:val="28"/>
-              </w:rPr>
-              <w:t xml:space="preserve"> </w:t>
-            </w:r>
-            <w:proofErr w:type="spellStart"/>
-            <w:r>
-              <w:rPr>
-                <w:rFonts w:cs="Times New Roman"/>
-                <w:sz w:val="28"/>
-                <w:szCs w:val="28"/>
-              </w:rPr>
-              <w:t>тренировок</w:t>
-            </w:r>
-            <w:proofErr w:type="spellEnd"/>
-            <w:r>
-              <w:rPr>
-                <w:rFonts w:cs="Times New Roman"/>
-                <w:sz w:val="28"/>
-                <w:szCs w:val="28"/>
-              </w:rPr>
-              <w:t xml:space="preserve"> и </w:t>
-            </w:r>
-            <w:proofErr w:type="spellStart"/>
-            <w:r>
-              <w:rPr>
-                <w:rFonts w:cs="Times New Roman"/>
-                <w:sz w:val="28"/>
-                <w:szCs w:val="28"/>
-              </w:rPr>
-              <w:t>упражнений</w:t>
-            </w:r>
-            <w:proofErr w:type="spellEnd"/>
-          </w:p>
-        </w:tc>
-        <w:tc>
-          <w:tcPr>
-            <w:tcW w:w="3230" w:type="dxa"/>
-          </w:tcPr>
-          <w:p>
-            <w:pPr>
-              <w:rPr>
-                <w:rFonts w:cs="Times New Roman"/>
-                <w:sz w:val="28"/>
-                <w:szCs w:val="28"/>
-                <w:lang w:val="ru-RU"/>
-              </w:rPr>
+              <w:spacing w:before="40" w:after="40" w:line="252" w:lineRule="auto"/>
+              <w:ind w:firstLine="0"/>
             </w:pPr>
             <w:r>
               <w:rPr>
-                <w:rFonts w:cs="Times New Roman"/>
-                <w:sz w:val="28"/>
-                <w:szCs w:val="28"/>
-                <w:lang w:val="ru-RU"/>
+                <w:rFonts w:ascii="Times New Roman" w:hAnsi="Times New Roman"/>
+                <w:b w:val="0"/>
+                <w:sz w:val="21"/>
               </w:rPr>
-              <w:t>Хранит упражнения, тренировочные планы, подходы, повторения и статус выполнения.</w:t>
+              <w:t>Профиль и планирование</w:t>
             </w:r>
           </w:p>
         </w:tc>
         <w:tc>
           <w:tcPr>
-            <w:tcW w:w="3230" w:type="dxa"/>
+            <w:tcW w:type="dxa" w:w="3969"/>
+            <w:vAlign w:val="center"/>
+            <w:tcMar>
+              <w:top w:w="80" w:type="dxa"/>
+              <w:left w:w="80" w:type="dxa"/>
+              <w:bottom w:w="80" w:type="dxa"/>
+              <w:right w:w="80" w:type="dxa"/>
+            </w:tcMar>
           </w:tcPr>
           <w:p>
             <w:pPr>
-              <w:rPr>
-                <w:rFonts w:cs="Times New Roman"/>
-                <w:sz w:val="28"/>
-                <w:szCs w:val="28"/>
-                <w:lang w:val="ru-RU"/>
-              </w:rPr>
+              <w:spacing w:before="40" w:after="40" w:line="252" w:lineRule="auto"/>
+              <w:ind w:firstLine="0"/>
             </w:pPr>
             <w:r>
               <w:rPr>
-                <w:rFonts w:cs="Times New Roman"/>
-                <w:sz w:val="28"/>
-                <w:szCs w:val="28"/>
-                <w:lang w:val="ru-RU"/>
+                <w:rFonts w:ascii="Times New Roman" w:hAnsi="Times New Roman"/>
+                <w:b w:val="0"/>
+                <w:sz w:val="21"/>
               </w:rPr>
-              <w:t>Пользовательский интерфейс; модуль прогресса; база данных; модуль уведомлений.</w:t>
+              <w:t>Сохраняет профиль, weeklyFrequency, часовой пояс и настройки уведомлений. Подбирает шаблоны и формирует расписание по FR-07.</w:t>
+            </w:r>
+          </w:p>
+        </w:tc>
+        <w:tc>
+          <w:tcPr>
+            <w:tcW w:type="dxa" w:w="3118"/>
+            <w:vAlign w:val="center"/>
+            <w:tcMar>
+              <w:top w:w="80" w:type="dxa"/>
+              <w:left w:w="80" w:type="dxa"/>
+              <w:bottom w:w="80" w:type="dxa"/>
+              <w:right w:w="80" w:type="dxa"/>
+            </w:tcMar>
+          </w:tcPr>
+          <w:p>
+            <w:pPr>
+              <w:spacing w:before="40" w:after="40" w:line="252" w:lineRule="auto"/>
+              <w:ind w:firstLine="0"/>
+            </w:pPr>
+            <w:r>
+              <w:rPr>
+                <w:rFonts w:ascii="Times New Roman" w:hAnsi="Times New Roman"/>
+                <w:b w:val="0"/>
+                <w:sz w:val="21"/>
+              </w:rPr>
+              <w:t>Интерфейс M13; тренировки и упражнения; рекомендации и уведомления; хранилище данных.</w:t>
             </w:r>
           </w:p>
         </w:tc>
       </w:tr>
       <w:tr>
         <w:trPr>
-          <w:jc w:val="center"/>
+          <w:cantSplit/>
         </w:trPr>
         <w:tc>
           <w:tcPr>
-            <w:tcW w:w="3230" w:type="dxa"/>
+            <w:tcW w:type="dxa" w:w="1984"/>
+            <w:vAlign w:val="center"/>
+            <w:tcMar>
+              <w:top w:w="80" w:type="dxa"/>
+              <w:left w:w="80" w:type="dxa"/>
+              <w:bottom w:w="80" w:type="dxa"/>
+              <w:right w:w="80" w:type="dxa"/>
+            </w:tcMar>
           </w:tcPr>
           <w:p>
             <w:pPr>
-              <w:rPr>
-                <w:rFonts w:cs="Times New Roman"/>
-                <w:sz w:val="28"/>
-                <w:szCs w:val="28"/>
-              </w:rPr>
-            </w:pPr>
-            <w:proofErr w:type="spellStart"/>
-            <w:r>
-              <w:rPr>
-                <w:rFonts w:cs="Times New Roman"/>
-                <w:sz w:val="28"/>
-                <w:szCs w:val="28"/>
-              </w:rPr>
-              <w:t>Модуль</w:t>
-            </w:r>
-            <w:proofErr w:type="spellEnd"/>
-            <w:r>
-              <w:rPr>
-                <w:rFonts w:cs="Times New Roman"/>
-                <w:sz w:val="28"/>
-                <w:szCs w:val="28"/>
-              </w:rPr>
-              <w:t xml:space="preserve"> </w:t>
-            </w:r>
-            <w:proofErr w:type="spellStart"/>
-            <w:r>
-              <w:rPr>
-                <w:rFonts w:cs="Times New Roman"/>
-                <w:sz w:val="28"/>
-                <w:szCs w:val="28"/>
-              </w:rPr>
-              <w:t>питания</w:t>
-            </w:r>
-            <w:proofErr w:type="spellEnd"/>
-            <w:r>
-              <w:rPr>
-                <w:rFonts w:cs="Times New Roman"/>
-                <w:sz w:val="28"/>
-                <w:szCs w:val="28"/>
-              </w:rPr>
-              <w:t xml:space="preserve"> и </w:t>
-            </w:r>
-            <w:proofErr w:type="spellStart"/>
-            <w:r>
-              <w:rPr>
-                <w:rFonts w:cs="Times New Roman"/>
-                <w:sz w:val="28"/>
-                <w:szCs w:val="28"/>
-              </w:rPr>
-              <w:t>привычек</w:t>
-            </w:r>
-            <w:proofErr w:type="spellEnd"/>
-          </w:p>
-        </w:tc>
-        <w:tc>
-          <w:tcPr>
-            <w:tcW w:w="3230" w:type="dxa"/>
-          </w:tcPr>
-          <w:p>
-            <w:pPr>
-              <w:rPr>
-                <w:rFonts w:cs="Times New Roman"/>
-                <w:sz w:val="28"/>
-                <w:szCs w:val="28"/>
-                <w:lang w:val="ru-RU"/>
-              </w:rPr>
+              <w:spacing w:before="40" w:after="40" w:line="252" w:lineRule="auto"/>
+              <w:ind w:firstLine="0"/>
             </w:pPr>
             <w:r>
               <w:rPr>
-                <w:rFonts w:cs="Times New Roman"/>
-                <w:sz w:val="28"/>
-                <w:szCs w:val="28"/>
-                <w:lang w:val="ru-RU"/>
+                <w:rFonts w:ascii="Times New Roman" w:hAnsi="Times New Roman"/>
+                <w:b w:val="0"/>
+                <w:sz w:val="21"/>
               </w:rPr>
-              <w:t>Позволяет вести дневник питания, учитывать калории и основные нутриенты.</w:t>
+              <w:t>Тренировки и упражнения</w:t>
             </w:r>
           </w:p>
         </w:tc>
         <w:tc>
           <w:tcPr>
-            <w:tcW w:w="3230" w:type="dxa"/>
+            <w:tcW w:type="dxa" w:w="3969"/>
+            <w:vAlign w:val="center"/>
+            <w:tcMar>
+              <w:top w:w="80" w:type="dxa"/>
+              <w:left w:w="80" w:type="dxa"/>
+              <w:bottom w:w="80" w:type="dxa"/>
+              <w:right w:w="80" w:type="dxa"/>
+            </w:tcMar>
           </w:tcPr>
           <w:p>
             <w:pPr>
-              <w:rPr>
-                <w:rFonts w:cs="Times New Roman"/>
-                <w:sz w:val="28"/>
-                <w:szCs w:val="28"/>
-                <w:lang w:val="ru-RU"/>
-              </w:rPr>
+              <w:spacing w:before="40" w:after="40" w:line="252" w:lineRule="auto"/>
+              <w:ind w:firstLine="0"/>
             </w:pPr>
             <w:r>
               <w:rPr>
-                <w:rFonts w:cs="Times New Roman"/>
-                <w:sz w:val="28"/>
-                <w:szCs w:val="28"/>
-                <w:lang w:val="ru-RU"/>
+                <w:rFonts w:ascii="Times New Roman" w:hAnsi="Times New Roman"/>
+                <w:b w:val="0"/>
+                <w:sz w:val="21"/>
               </w:rPr>
-              <w:t>Пользовательский интерфейс; модуль прогресса; база данных.</w:t>
+              <w:t>Хранит параметры упражнений и подходов; определяет полный или частичный результат по FR-10. Поддерживает управление контентом по ролям.</w:t>
+            </w:r>
+          </w:p>
+        </w:tc>
+        <w:tc>
+          <w:tcPr>
+            <w:tcW w:type="dxa" w:w="3118"/>
+            <w:vAlign w:val="center"/>
+            <w:tcMar>
+              <w:top w:w="80" w:type="dxa"/>
+              <w:left w:w="80" w:type="dxa"/>
+              <w:bottom w:w="80" w:type="dxa"/>
+              <w:right w:w="80" w:type="dxa"/>
+            </w:tcMar>
+          </w:tcPr>
+          <w:p>
+            <w:pPr>
+              <w:spacing w:before="40" w:after="40" w:line="252" w:lineRule="auto"/>
+              <w:ind w:firstLine="0"/>
+            </w:pPr>
+            <w:r>
+              <w:rPr>
+                <w:rFonts w:ascii="Times New Roman" w:hAnsi="Times New Roman"/>
+                <w:b w:val="0"/>
+                <w:sz w:val="21"/>
+              </w:rPr>
+              <w:t>Профиль и планирование; прогресс и аналитика; хранилище данных.</w:t>
             </w:r>
           </w:p>
         </w:tc>
       </w:tr>
       <w:tr>
         <w:trPr>
-          <w:jc w:val="center"/>
+          <w:cantSplit/>
         </w:trPr>
         <w:tc>
           <w:tcPr>
-            <w:tcW w:w="3230" w:type="dxa"/>
+            <w:tcW w:type="dxa" w:w="1984"/>
+            <w:vAlign w:val="center"/>
+            <w:tcMar>
+              <w:top w:w="80" w:type="dxa"/>
+              <w:left w:w="80" w:type="dxa"/>
+              <w:bottom w:w="80" w:type="dxa"/>
+              <w:right w:w="80" w:type="dxa"/>
+            </w:tcMar>
           </w:tcPr>
           <w:p>
             <w:pPr>
-              <w:rPr>
-                <w:rFonts w:cs="Times New Roman"/>
-                <w:sz w:val="28"/>
-                <w:szCs w:val="28"/>
-              </w:rPr>
-            </w:pPr>
-            <w:proofErr w:type="spellStart"/>
-            <w:r>
-              <w:rPr>
-                <w:rFonts w:cs="Times New Roman"/>
-                <w:sz w:val="28"/>
-                <w:szCs w:val="28"/>
-              </w:rPr>
-              <w:t>Модуль</w:t>
-            </w:r>
-            <w:proofErr w:type="spellEnd"/>
-            <w:r>
-              <w:rPr>
-                <w:rFonts w:cs="Times New Roman"/>
-                <w:sz w:val="28"/>
-                <w:szCs w:val="28"/>
-              </w:rPr>
-              <w:t xml:space="preserve"> </w:t>
-            </w:r>
-            <w:proofErr w:type="spellStart"/>
-            <w:r>
-              <w:rPr>
-                <w:rFonts w:cs="Times New Roman"/>
-                <w:sz w:val="28"/>
-                <w:szCs w:val="28"/>
-              </w:rPr>
-              <w:t>прогресса</w:t>
-            </w:r>
-            <w:proofErr w:type="spellEnd"/>
-            <w:r>
-              <w:rPr>
-                <w:rFonts w:cs="Times New Roman"/>
-                <w:sz w:val="28"/>
-                <w:szCs w:val="28"/>
-              </w:rPr>
-              <w:t xml:space="preserve"> и </w:t>
-            </w:r>
-            <w:proofErr w:type="spellStart"/>
-            <w:r>
-              <w:rPr>
-                <w:rFonts w:cs="Times New Roman"/>
-                <w:sz w:val="28"/>
-                <w:szCs w:val="28"/>
-              </w:rPr>
-              <w:t>аналитики</w:t>
-            </w:r>
-            <w:proofErr w:type="spellEnd"/>
-          </w:p>
-        </w:tc>
-        <w:tc>
-          <w:tcPr>
-            <w:tcW w:w="3230" w:type="dxa"/>
-          </w:tcPr>
-          <w:p>
-            <w:pPr>
-              <w:rPr>
-                <w:rFonts w:cs="Times New Roman"/>
-                <w:sz w:val="28"/>
-                <w:szCs w:val="28"/>
-                <w:lang w:val="ru-RU"/>
-              </w:rPr>
+              <w:spacing w:before="40" w:after="40" w:line="252" w:lineRule="auto"/>
+              <w:ind w:firstLine="0"/>
             </w:pPr>
             <w:r>
               <w:rPr>
-                <w:rFonts w:cs="Times New Roman"/>
-                <w:sz w:val="28"/>
-                <w:szCs w:val="28"/>
-                <w:lang w:val="ru-RU"/>
+                <w:rFonts w:ascii="Times New Roman" w:hAnsi="Times New Roman"/>
+                <w:b w:val="0"/>
+                <w:sz w:val="21"/>
               </w:rPr>
-              <w:t>Рассчитывает динамику веса, замеров, выполненных тренировок и силовых показателей.</w:t>
+              <w:t>Питание и привычки</w:t>
             </w:r>
           </w:p>
         </w:tc>
         <w:tc>
           <w:tcPr>
-            <w:tcW w:w="3230" w:type="dxa"/>
+            <w:tcW w:type="dxa" w:w="3969"/>
+            <w:vAlign w:val="center"/>
+            <w:tcMar>
+              <w:top w:w="80" w:type="dxa"/>
+              <w:left w:w="80" w:type="dxa"/>
+              <w:bottom w:w="80" w:type="dxa"/>
+              <w:right w:w="80" w:type="dxa"/>
+            </w:tcMar>
           </w:tcPr>
           <w:p>
             <w:pPr>
-              <w:rPr>
-                <w:rFonts w:cs="Times New Roman"/>
-                <w:sz w:val="28"/>
-                <w:szCs w:val="28"/>
-                <w:lang w:val="ru-RU"/>
-              </w:rPr>
+              <w:spacing w:before="40" w:after="40" w:line="252" w:lineRule="auto"/>
+              <w:ind w:firstLine="0"/>
             </w:pPr>
             <w:r>
               <w:rPr>
-                <w:rFonts w:cs="Times New Roman"/>
-                <w:sz w:val="28"/>
-                <w:szCs w:val="28"/>
-                <w:lang w:val="ru-RU"/>
+                <w:rFonts w:ascii="Times New Roman" w:hAnsi="Times New Roman"/>
+                <w:b w:val="0"/>
+                <w:sz w:val="21"/>
               </w:rPr>
-              <w:t>Модуль тренировок; модуль питания; пользовательский интерфейс; база данных.</w:t>
+              <w:t>Дневник питания, расчет калорий и нутриентов, дневная сводка.</w:t>
+            </w:r>
+          </w:p>
+        </w:tc>
+        <w:tc>
+          <w:tcPr>
+            <w:tcW w:type="dxa" w:w="3118"/>
+            <w:vAlign w:val="center"/>
+            <w:tcMar>
+              <w:top w:w="80" w:type="dxa"/>
+              <w:left w:w="80" w:type="dxa"/>
+              <w:bottom w:w="80" w:type="dxa"/>
+              <w:right w:w="80" w:type="dxa"/>
+            </w:tcMar>
+          </w:tcPr>
+          <w:p>
+            <w:pPr>
+              <w:spacing w:before="40" w:after="40" w:line="252" w:lineRule="auto"/>
+              <w:ind w:firstLine="0"/>
+            </w:pPr>
+            <w:r>
+              <w:rPr>
+                <w:rFonts w:ascii="Times New Roman" w:hAnsi="Times New Roman"/>
+                <w:b w:val="0"/>
+                <w:sz w:val="21"/>
+              </w:rPr>
+              <w:t>Интерфейс M13; прогресс и аналитика; хранилище данных.</w:t>
             </w:r>
           </w:p>
         </w:tc>
       </w:tr>
       <w:tr>
         <w:trPr>
-          <w:jc w:val="center"/>
+          <w:cantSplit/>
         </w:trPr>
         <w:tc>
           <w:tcPr>
-            <w:tcW w:w="3230" w:type="dxa"/>
+            <w:tcW w:type="dxa" w:w="1984"/>
+            <w:vAlign w:val="center"/>
+            <w:tcMar>
+              <w:top w:w="80" w:type="dxa"/>
+              <w:left w:w="80" w:type="dxa"/>
+              <w:bottom w:w="80" w:type="dxa"/>
+              <w:right w:w="80" w:type="dxa"/>
+            </w:tcMar>
           </w:tcPr>
           <w:p>
             <w:pPr>
-              <w:rPr>
-                <w:rFonts w:cs="Times New Roman"/>
-                <w:sz w:val="28"/>
-                <w:szCs w:val="28"/>
-              </w:rPr>
-            </w:pPr>
-            <w:proofErr w:type="spellStart"/>
-            <w:r>
-              <w:rPr>
-                <w:rFonts w:cs="Times New Roman"/>
-                <w:sz w:val="28"/>
-                <w:szCs w:val="28"/>
-              </w:rPr>
-              <w:t>Модуль</w:t>
-            </w:r>
-            <w:proofErr w:type="spellEnd"/>
-            <w:r>
-              <w:rPr>
-                <w:rFonts w:cs="Times New Roman"/>
-                <w:sz w:val="28"/>
-                <w:szCs w:val="28"/>
-              </w:rPr>
-              <w:t xml:space="preserve"> </w:t>
-            </w:r>
-            <w:proofErr w:type="spellStart"/>
-            <w:r>
-              <w:rPr>
-                <w:rFonts w:cs="Times New Roman"/>
-                <w:sz w:val="28"/>
-                <w:szCs w:val="28"/>
-              </w:rPr>
-              <w:t>рекомендаций</w:t>
-            </w:r>
-            <w:proofErr w:type="spellEnd"/>
-            <w:r>
-              <w:rPr>
-                <w:rFonts w:cs="Times New Roman"/>
-                <w:sz w:val="28"/>
-                <w:szCs w:val="28"/>
-              </w:rPr>
-              <w:t xml:space="preserve"> и </w:t>
-            </w:r>
-            <w:proofErr w:type="spellStart"/>
-            <w:r>
-              <w:rPr>
-                <w:rFonts w:cs="Times New Roman"/>
-                <w:sz w:val="28"/>
-                <w:szCs w:val="28"/>
-              </w:rPr>
-              <w:t>уведомлений</w:t>
-            </w:r>
-            <w:proofErr w:type="spellEnd"/>
-          </w:p>
-        </w:tc>
-        <w:tc>
-          <w:tcPr>
-            <w:tcW w:w="3230" w:type="dxa"/>
-          </w:tcPr>
-          <w:p>
-            <w:pPr>
-              <w:rPr>
-                <w:rFonts w:cs="Times New Roman"/>
-                <w:sz w:val="28"/>
-                <w:szCs w:val="28"/>
-                <w:lang w:val="ru-RU"/>
-              </w:rPr>
+              <w:spacing w:before="40" w:after="40" w:line="252" w:lineRule="auto"/>
+              <w:ind w:firstLine="0"/>
             </w:pPr>
             <w:r>
               <w:rPr>
-                <w:rFonts w:cs="Times New Roman"/>
-                <w:sz w:val="28"/>
-                <w:szCs w:val="28"/>
-                <w:lang w:val="ru-RU"/>
+                <w:rFonts w:ascii="Times New Roman" w:hAnsi="Times New Roman"/>
+                <w:b w:val="0"/>
+                <w:sz w:val="21"/>
               </w:rPr>
-              <w:t>Создает напоминания о тренировках, сообщает о пропусках и предлагает рекомендации.</w:t>
+              <w:t>Прогресс и аналитика</w:t>
             </w:r>
           </w:p>
         </w:tc>
         <w:tc>
           <w:tcPr>
-            <w:tcW w:w="3230" w:type="dxa"/>
+            <w:tcW w:type="dxa" w:w="3969"/>
+            <w:vAlign w:val="center"/>
+            <w:tcMar>
+              <w:top w:w="80" w:type="dxa"/>
+              <w:left w:w="80" w:type="dxa"/>
+              <w:bottom w:w="80" w:type="dxa"/>
+              <w:right w:w="80" w:type="dxa"/>
+            </w:tcMar>
           </w:tcPr>
           <w:p>
             <w:pPr>
-              <w:rPr>
-                <w:rFonts w:cs="Times New Roman"/>
-                <w:sz w:val="28"/>
-                <w:szCs w:val="28"/>
-                <w:lang w:val="ru-RU"/>
-              </w:rPr>
+              <w:spacing w:before="40" w:after="40" w:line="252" w:lineRule="auto"/>
+              <w:ind w:firstLine="0"/>
             </w:pPr>
             <w:r>
               <w:rPr>
-                <w:rFonts w:cs="Times New Roman"/>
-                <w:sz w:val="28"/>
-                <w:szCs w:val="28"/>
-                <w:lang w:val="ru-RU"/>
+                <w:rFonts w:ascii="Times New Roman" w:hAnsi="Times New Roman"/>
+                <w:b w:val="0"/>
+                <w:sz w:val="21"/>
               </w:rPr>
-              <w:t>Модуль тренировок; модуль прогресса; пользовательский интерфейс.</w:t>
+              <w:t>Записи показателей, графики и статистика выполнения плана. Доступ тренера — только к закрепленным пользователям.</w:t>
+            </w:r>
+          </w:p>
+        </w:tc>
+        <w:tc>
+          <w:tcPr>
+            <w:tcW w:type="dxa" w:w="3118"/>
+            <w:vAlign w:val="center"/>
+            <w:tcMar>
+              <w:top w:w="80" w:type="dxa"/>
+              <w:left w:w="80" w:type="dxa"/>
+              <w:bottom w:w="80" w:type="dxa"/>
+              <w:right w:w="80" w:type="dxa"/>
+            </w:tcMar>
+          </w:tcPr>
+          <w:p>
+            <w:pPr>
+              <w:spacing w:before="40" w:after="40" w:line="252" w:lineRule="auto"/>
+              <w:ind w:firstLine="0"/>
+            </w:pPr>
+            <w:r>
+              <w:rPr>
+                <w:rFonts w:ascii="Times New Roman" w:hAnsi="Times New Roman"/>
+                <w:b w:val="0"/>
+                <w:sz w:val="21"/>
+              </w:rPr>
+              <w:t>Тренировки и упражнения; питание и привычки; авторизация и роли; хранилище данных.</w:t>
             </w:r>
           </w:p>
         </w:tc>
       </w:tr>
       <w:tr>
         <w:trPr>
-          <w:jc w:val="center"/>
+          <w:cantSplit/>
         </w:trPr>
         <w:tc>
           <w:tcPr>
-            <w:tcW w:w="3230" w:type="dxa"/>
+            <w:tcW w:type="dxa" w:w="1984"/>
+            <w:vAlign w:val="center"/>
+            <w:tcMar>
+              <w:top w:w="80" w:type="dxa"/>
+              <w:left w:w="80" w:type="dxa"/>
+              <w:bottom w:w="80" w:type="dxa"/>
+              <w:right w:w="80" w:type="dxa"/>
+            </w:tcMar>
           </w:tcPr>
           <w:p>
             <w:pPr>
-              <w:rPr>
-                <w:rFonts w:cs="Times New Roman"/>
-                <w:sz w:val="28"/>
-                <w:szCs w:val="28"/>
-                <w:lang w:val="ru-RU"/>
-              </w:rPr>
+              <w:spacing w:before="40" w:after="40" w:line="252" w:lineRule="auto"/>
+              <w:ind w:firstLine="0"/>
             </w:pPr>
             <w:r>
               <w:rPr>
-                <w:rFonts w:cs="Times New Roman"/>
-                <w:sz w:val="28"/>
-                <w:szCs w:val="28"/>
-                <w:lang w:val="ru-RU"/>
+                <w:rFonts w:ascii="Times New Roman" w:hAnsi="Times New Roman"/>
+                <w:b w:val="0"/>
+                <w:sz w:val="21"/>
               </w:rPr>
-              <w:t>База данных и файловое хранилище</w:t>
+              <w:t>Рекомендации и уведомления</w:t>
             </w:r>
           </w:p>
         </w:tc>
         <w:tc>
           <w:tcPr>
-            <w:tcW w:w="3230" w:type="dxa"/>
+            <w:tcW w:type="dxa" w:w="3969"/>
+            <w:vAlign w:val="center"/>
+            <w:tcMar>
+              <w:top w:w="80" w:type="dxa"/>
+              <w:left w:w="80" w:type="dxa"/>
+              <w:bottom w:w="80" w:type="dxa"/>
+              <w:right w:w="80" w:type="dxa"/>
+            </w:tcMar>
           </w:tcPr>
           <w:p>
             <w:pPr>
-              <w:rPr>
-                <w:rFonts w:cs="Times New Roman"/>
-                <w:sz w:val="28"/>
-                <w:szCs w:val="28"/>
-                <w:lang w:val="ru-RU"/>
-              </w:rPr>
+              <w:spacing w:before="40" w:after="40" w:line="252" w:lineRule="auto"/>
+              <w:ind w:firstLine="0"/>
             </w:pPr>
             <w:r>
               <w:rPr>
-                <w:rFonts w:cs="Times New Roman"/>
-                <w:sz w:val="28"/>
-                <w:szCs w:val="28"/>
-                <w:lang w:val="ru-RU"/>
+                <w:rFonts w:ascii="Times New Roman" w:hAnsi="Times New Roman"/>
+                <w:b w:val="0"/>
+                <w:sz w:val="21"/>
               </w:rPr>
-              <w:t>Хранит учетные записи, профили, планы, упражнения, тренировки, питание, фото и историю прогресса.</w:t>
+              <w:t>Напоминания по FR-16, отмена устаревших событий, комментарии тренера к плану и рекомендациям.</w:t>
             </w:r>
           </w:p>
         </w:tc>
         <w:tc>
           <w:tcPr>
-            <w:tcW w:w="3230" w:type="dxa"/>
+            <w:tcW w:type="dxa" w:w="3118"/>
+            <w:vAlign w:val="center"/>
+            <w:tcMar>
+              <w:top w:w="80" w:type="dxa"/>
+              <w:left w:w="80" w:type="dxa"/>
+              <w:bottom w:w="80" w:type="dxa"/>
+              <w:right w:w="80" w:type="dxa"/>
+            </w:tcMar>
           </w:tcPr>
           <w:p>
             <w:pPr>
-              <w:rPr>
-                <w:rFonts w:cs="Times New Roman"/>
-                <w:sz w:val="28"/>
-                <w:szCs w:val="28"/>
-              </w:rPr>
+              <w:spacing w:before="40" w:after="40" w:line="252" w:lineRule="auto"/>
+              <w:ind w:firstLine="0"/>
             </w:pPr>
-            <w:proofErr w:type="spellStart"/>
             <w:r>
               <w:rPr>
-                <w:rFonts w:cs="Times New Roman"/>
-                <w:sz w:val="28"/>
-                <w:szCs w:val="28"/>
+                <w:rFonts w:ascii="Times New Roman" w:hAnsi="Times New Roman"/>
+                <w:b w:val="0"/>
+                <w:sz w:val="21"/>
               </w:rPr>
-              <w:t>Все</w:t>
+              <w:t>Профиль и планирование; тренировки и упражнения; прогресс и аналитика; хранилище данных; интерфейс M13.</w:t>
             </w:r>
-            <w:proofErr w:type="spellEnd"/>
+          </w:p>
+        </w:tc>
+      </w:tr>
+      <w:tr>
+        <w:trPr>
+          <w:cantSplit/>
+        </w:trPr>
+        <w:tc>
+          <w:tcPr>
+            <w:tcW w:type="dxa" w:w="1984"/>
+            <w:vAlign w:val="center"/>
+            <w:tcMar>
+              <w:top w:w="80" w:type="dxa"/>
+              <w:left w:w="80" w:type="dxa"/>
+              <w:bottom w:w="80" w:type="dxa"/>
+              <w:right w:w="80" w:type="dxa"/>
+            </w:tcMar>
+          </w:tcPr>
+          <w:p>
+            <w:pPr>
+              <w:spacing w:before="40" w:after="40" w:line="252" w:lineRule="auto"/>
+              <w:ind w:firstLine="0"/>
+            </w:pPr>
             <w:r>
               <w:rPr>
-                <w:rFonts w:cs="Times New Roman"/>
-                <w:sz w:val="28"/>
-                <w:szCs w:val="28"/>
+                <w:rFonts w:ascii="Times New Roman" w:hAnsi="Times New Roman"/>
+                <w:b w:val="0"/>
+                <w:sz w:val="21"/>
               </w:rPr>
-              <w:t xml:space="preserve"> </w:t>
+              <w:t>Хранилище данных</w:t>
             </w:r>
-            <w:proofErr w:type="spellStart"/>
+          </w:p>
+        </w:tc>
+        <w:tc>
+          <w:tcPr>
+            <w:tcW w:type="dxa" w:w="3969"/>
+            <w:vAlign w:val="center"/>
+            <w:tcMar>
+              <w:top w:w="80" w:type="dxa"/>
+              <w:left w:w="80" w:type="dxa"/>
+              <w:bottom w:w="80" w:type="dxa"/>
+              <w:right w:w="80" w:type="dxa"/>
+            </w:tcMar>
+          </w:tcPr>
+          <w:p>
+            <w:pPr>
+              <w:spacing w:before="40" w:after="40" w:line="252" w:lineRule="auto"/>
+              <w:ind w:firstLine="0"/>
+            </w:pPr>
             <w:r>
               <w:rPr>
-                <w:rFonts w:cs="Times New Roman"/>
-                <w:sz w:val="28"/>
-                <w:szCs w:val="28"/>
+                <w:rFonts w:ascii="Times New Roman" w:hAnsi="Times New Roman"/>
+                <w:b w:val="0"/>
+                <w:sz w:val="21"/>
               </w:rPr>
-              <w:t>функциональные</w:t>
+              <w:t>Серверная БД и файлы; локальная очередь результатов. Подтверждение сохранения, повторная отправка по неизменному ID, исключение дубликатов по NFR-07.</w:t>
             </w:r>
-            <w:proofErr w:type="spellEnd"/>
+          </w:p>
+        </w:tc>
+        <w:tc>
+          <w:tcPr>
+            <w:tcW w:type="dxa" w:w="3118"/>
+            <w:vAlign w:val="center"/>
+            <w:tcMar>
+              <w:top w:w="80" w:type="dxa"/>
+              <w:left w:w="80" w:type="dxa"/>
+              <w:bottom w:w="80" w:type="dxa"/>
+              <w:right w:w="80" w:type="dxa"/>
+            </w:tcMar>
+          </w:tcPr>
+          <w:p>
+            <w:pPr>
+              <w:spacing w:before="40" w:after="40" w:line="252" w:lineRule="auto"/>
+              <w:ind w:firstLine="0"/>
+            </w:pPr>
             <w:r>
               <w:rPr>
-                <w:rFonts w:cs="Times New Roman"/>
-                <w:sz w:val="28"/>
-                <w:szCs w:val="28"/>
+                <w:rFonts w:ascii="Times New Roman" w:hAnsi="Times New Roman"/>
+                <w:b w:val="0"/>
+                <w:sz w:val="21"/>
               </w:rPr>
-              <w:t xml:space="preserve"> </w:t>
-            </w:r>
-            <w:proofErr w:type="spellStart"/>
-            <w:r>
-              <w:rPr>
-                <w:rFonts w:cs="Times New Roman"/>
-                <w:sz w:val="28"/>
-                <w:szCs w:val="28"/>
-              </w:rPr>
-              <w:t>модули</w:t>
-            </w:r>
-            <w:proofErr w:type="spellEnd"/>
-            <w:r>
-              <w:rPr>
-                <w:rFonts w:cs="Times New Roman"/>
-                <w:sz w:val="28"/>
-                <w:szCs w:val="28"/>
-              </w:rPr>
-              <w:t xml:space="preserve"> </w:t>
-            </w:r>
-            <w:proofErr w:type="spellStart"/>
-            <w:r>
-              <w:rPr>
-                <w:rFonts w:cs="Times New Roman"/>
-                <w:sz w:val="28"/>
-                <w:szCs w:val="28"/>
-              </w:rPr>
-              <w:t>системы</w:t>
-            </w:r>
-            <w:proofErr w:type="spellEnd"/>
-            <w:r>
-              <w:rPr>
-                <w:rFonts w:cs="Times New Roman"/>
-                <w:sz w:val="28"/>
-                <w:szCs w:val="28"/>
-              </w:rPr>
-              <w:t>.</w:t>
+              <w:t>Все прикладные модули.</w:t>
             </w:r>
           </w:p>
         </w:tc>
@@ -1989,6 +1869,8 @@
     </w:p>
     <w:p>
       <w:pPr>
+        <w:keepNext/>
+        <w:ind w:firstLine="0"/>
         <w:jc w:val="center"/>
         <w:rPr>
           <w:rFonts w:cs="Times New Roman"/>
@@ -1997,30 +1879,22 @@
         </w:rPr>
       </w:pPr>
       <w:r>
-        <w:rPr>
-          <w:rFonts w:cs="Times New Roman"/>
-          <w:noProof/>
-          <w:sz w:val="28"/>
-          <w:szCs w:val="28"/>
-        </w:rPr>
-        <w:lastRenderedPageBreak/>
         <w:drawing>
-          <wp:inline distT="0" distB="0" distL="0" distR="0" wp14:anchorId="55970FAB" wp14:editId="1F40EDC9">
-            <wp:extent cx="5669280" cy="1827239"/>
-            <wp:effectExtent l="0" t="0" r="0" b="0"/>
+          <wp:inline xmlns:a="http://schemas.openxmlformats.org/drawingml/2006/main" xmlns:pic="http://schemas.openxmlformats.org/drawingml/2006/picture">
+            <wp:extent cx="5760000" cy="3686400"/>
             <wp:docPr id="1" name="Picture 1"/>
             <wp:cNvGraphicFramePr>
-              <a:graphicFrameLocks xmlns:a="http://schemas.openxmlformats.org/drawingml/2006/main" noChangeAspect="1"/>
+              <a:graphicFrameLocks noChangeAspect="1"/>
             </wp:cNvGraphicFramePr>
-            <a:graphic xmlns:a="http://schemas.openxmlformats.org/drawingml/2006/main">
+            <a:graphic>
               <a:graphicData uri="http://schemas.openxmlformats.org/drawingml/2006/picture">
-                <pic:pic xmlns:pic="http://schemas.openxmlformats.org/drawingml/2006/picture">
+                <pic:pic>
                   <pic:nvPicPr>
-                    <pic:cNvPr id="0" name="m13_arch.png"/>
+                    <pic:cNvPr id="0" name="m13-architecture.png"/>
                     <pic:cNvPicPr/>
                   </pic:nvPicPr>
                   <pic:blipFill>
-                    <a:blip r:embed="rId6"/>
+                    <a:blip r:embed="rId9"/>
                     <a:stretch>
                       <a:fillRect/>
                     </a:stretch>
@@ -2028,11 +1902,9 @@
                   <pic:spPr>
                     <a:xfrm>
                       <a:off x="0" y="0"/>
-                      <a:ext cx="5669280" cy="1827239"/>
+                      <a:ext cx="5760000" cy="3686400"/>
                     </a:xfrm>
-                    <a:prstGeom prst="rect">
-                      <a:avLst/>
-                    </a:prstGeom>
+                    <a:prstGeom prst="rect"/>
                   </pic:spPr>
                 </pic:pic>
               </a:graphicData>
@@ -2043,8 +1915,9 @@
     </w:p>
     <w:p>
       <w:pPr>
+        <w:keepNext w:val="0"/>
         <w:spacing w:after="120"/>
-        <w:ind w:firstLine="709"/>
+        <w:ind w:firstLine="0"/>
         <w:jc w:val="center"/>
         <w:rPr>
           <w:rFonts w:cs="Times New Roman"/>
@@ -2116,41 +1989,7 @@
           <w:szCs w:val="28"/>
           <w:lang w:val="ru-RU"/>
         </w:rPr>
-        <w:t xml:space="preserve">Для проекта выбрана инкрементная модель с элементами </w:t>
-      </w:r>
-      <w:r>
-        <w:rPr>
-          <w:rFonts w:cs="Times New Roman"/>
-          <w:sz w:val="28"/>
-          <w:szCs w:val="28"/>
-        </w:rPr>
-        <w:t>Agile</w:t>
-      </w:r>
-      <w:r>
-        <w:rPr>
-          <w:rFonts w:cs="Times New Roman"/>
-          <w:sz w:val="28"/>
-          <w:szCs w:val="28"/>
-          <w:lang w:val="ru-RU"/>
-        </w:rPr>
-        <w:t xml:space="preserve">, так как приложение </w:t>
-      </w:r>
-      <w:r>
-        <w:rPr>
-          <w:rFonts w:cs="Times New Roman"/>
-          <w:sz w:val="28"/>
-          <w:szCs w:val="28"/>
-        </w:rPr>
-        <w:t>M</w:t>
-      </w:r>
-      <w:r>
-        <w:rPr>
-          <w:rFonts w:cs="Times New Roman"/>
-          <w:sz w:val="28"/>
-          <w:szCs w:val="28"/>
-          <w:lang w:val="ru-RU"/>
-        </w:rPr>
-        <w:t>13 логично развивать от базового профиля и тренировок к аналитике, питанию, уведомлениям и тренерскому сопровождению. Архитектура из связанных модулей соответствует функциональным требованиям и отражает ключевые процессы фитнес-приложения.</w:t>
+        <w:t>Инкрементная модель сохраняется. Уточненная архитектура распределяет требования между модулями и учитывает альтернативы сценариев: отсутствие шаблона, частичное выполнение и временную потерю связи. Названия модулей согласованы с матрицей трассировки в docs/review.md.</w:t>
       </w:r>
     </w:p>
     <w:sectPr>
